--- a/konspekt_zanyatiya_bezopasnost_v_prirode.docx
+++ b/konspekt_zanyatiya_bezopasnost_v_prirode.docx
@@ -625,7 +625,7 @@
           <w:sz w:val="26"/>
           <w:szCs w:val="26"/>
         </w:rPr>
-        <w:t xml:space="preserve">5.2. Напоминание правил игры (2 минуты)</w:t>
+        <w:t xml:space="preserve">5.2. Управление презентацией во время игры (важно!)</w:t>
       </w:r>
     </w:p>
     <w:p>
@@ -641,7 +641,7 @@
           <w:sz w:val="24"/>
           <w:szCs w:val="24"/>
         </w:rPr>
-        <w:t xml:space="preserve">Воспитатель делит детей на две-три команды и помогает придумать им «природные» названия («Ёлочки», «Ручейки», «Солнышки»). Затем напоминает правила: команды отвечают по очереди и выбирают категорию и стоимость вопроса; на обсуждение даётся 30 секунд; отвечает один участник, но подсказать может вся команда; если ответ неверный — право хода переходит к следующей команде; за правильный ответ команда получает баллы, указанные на карточке. Педагог подчёркивает: выкрикивать с места нельзя, за честную и дружную игру команды получают дополнительный балл.</w:t>
+        <w:t xml:space="preserve">Презентация — это готовая интерактивная игра: все переходы выполняются кликами мыши, клавиатура и пульт не нужны. Запускайте файл обязательно в режиме показа слайдов (в PowerPoint — клавиша F5 или кнопка «Слайд-шоу»): именно в этом режиме становятся активными кнопки и игровое поле. На титульном слайде нажмите кнопку «НАЧАТЬ ИГРУ» — откроется игровое поле первого раунда. Далее ведущий кликает по любой клетке со стоимостью вопроса (10, 20 или 30) — по гиперссылке откроется слайд с вопросом и иллюстрацией. После обсуждения нажимается кнопка «Показать ответ» — появится слайд с правильным ответом, а кнопка «К игровому полю» вернёт игроков к выбору следующего вопроса. Такая же кнопка есть и на слайде вопроса — ею удобно воспользоваться, если команда затрудняется и педагог передаёт ход соперникам. Игровое поле после клика не меняется: разыгранные вопросы ведущий отмечает фишками на счётной доске. После финала слайд «Вы — знатоки природы!» завершает игру, а кнопка «Играть снова» возвращает на титульный лист — можно провести игру ещё раз с другой подгруппой.</w:t>
       </w:r>
     </w:p>
     <w:p>
@@ -658,7 +658,40 @@
           <w:sz w:val="26"/>
           <w:szCs w:val="26"/>
         </w:rPr>
-        <w:t xml:space="preserve">5.3. Раунд 1. Тёплый круг вопросов (7–8 минут)</w:t>
+        <w:t xml:space="preserve">5.3. Напоминание правил игры (2 минуты)</w:t>
+      </w:r>
+    </w:p>
+    <w:p>
+      <w:pPr>
+        <w:spacing w:after="80" w:line="312"/>
+        <w:ind w:firstLine="709"/>
+        <w:jc w:val="both"/>
+      </w:pPr>
+      <w:r>
+        <w:rPr>
+          <w:rFonts w:ascii="Times New Roman" w:eastAsia="Times New Roman" w:hAnsi="Times New Roman"/>
+          <w:color w:val="1A1A1A"/>
+          <w:sz w:val="24"/>
+          <w:szCs w:val="24"/>
+        </w:rPr>
+        <w:t xml:space="preserve">Воспитатель делит детей на две-три команды и помогает придумать им «природные» названия («Ёлочки», «Ручейки», «Солнышки»). Затем напоминает правила: команды отвечают по очереди и выбирают категорию и стоимость вопроса; на обсуждение даётся 30 секунд; отвечает один участник, но подсказать может вся команда; если ответ неверный — право хода переходит к следующей команде; за правильный ответ команда получает баллы, указанные на карточке. Педагог подчёркивает: выкрикивать с места нельзя, за честную и дружную игру команды получают дополнительный балл.</w:t>
+      </w:r>
+    </w:p>
+    <w:p>
+      <w:pPr>
+        <w:pStyle w:val="Heading2"/>
+        <w:spacing w:after="120" w:before="260" w:line="312"/>
+      </w:pPr>
+      <w:r>
+        <w:rPr>
+          <w:rFonts w:ascii="Arial" w:eastAsia="Arial" w:hAnsi="Arial"/>
+          <w:b/>
+          <w:bCs/>
+          <w:color w:val="1E3D2F"/>
+          <w:sz w:val="26"/>
+          <w:szCs w:val="26"/>
+        </w:rPr>
+        <w:t xml:space="preserve">5.4. Раунд 1. Тёплый круг вопросов (7–8 минут)</w:t>
       </w:r>
     </w:p>
     <w:p>
@@ -1709,7 +1742,7 @@
           <w:sz w:val="26"/>
           <w:szCs w:val="26"/>
         </w:rPr>
-        <w:t xml:space="preserve">5.4. Раунд 2. Гуляем по лесу и к воде (8–9 минут)</w:t>
+        <w:t xml:space="preserve">5.5. Раунд 2. Гуляем по лесу и к воде (8–9 минут)</w:t>
       </w:r>
     </w:p>
     <w:p>
@@ -2760,7 +2793,7 @@
           <w:sz w:val="26"/>
           <w:szCs w:val="26"/>
         </w:rPr>
-        <w:t xml:space="preserve">5.5. Раунд 3. Если случилась беда (8–9 минут)</w:t>
+        <w:t xml:space="preserve">5.6. Раунд 3. Если случилась беда (8–9 минут)</w:t>
       </w:r>
     </w:p>
     <w:p>
@@ -3811,7 +3844,7 @@
           <w:sz w:val="26"/>
           <w:szCs w:val="26"/>
         </w:rPr>
-        <w:t xml:space="preserve">5.6. Финальный раунд со ставками (4–5 минут)</w:t>
+        <w:t xml:space="preserve">5.7. Финальный раунд со ставками (4–5 минут)</w:t>
       </w:r>
     </w:p>
     <w:p>
@@ -4115,7 +4148,7 @@
           <w:sz w:val="26"/>
           <w:szCs w:val="26"/>
         </w:rPr>
-        <w:t xml:space="preserve">5.7. Подведение итогов и рефлексия (3–4 минуты)</w:t>
+        <w:t xml:space="preserve">5.8. Подведение итогов и рефлексия (3–4 минуты)</w:t>
       </w:r>
     </w:p>
     <w:p>
